--- a/flow/20230914_vu_template/drafts/2023-11-g/11-СБ-мчч.Мини, Віктора.docx
+++ b/flow/20230914_vu_template/drafts/2023-11-g/11-СБ-мчч.Мини, Віктора.docx
@@ -5749,95 +5749,6 @@
       </w:r>
     </w:p>
     <w:p>
-      <w:pPr>
-        <w:spacing w:after="120" w:lineRule="auto"/>
-        <w:jc w:val="both"/>
-        <w:rPr>
-          <w:rFonts w:ascii="Times New Roman" w:cs="Times New Roman" w:eastAsia="Times New Roman" w:hAnsi="Times New Roman"/>
-          <w:sz w:val="24"/>
-          <w:szCs w:val="24"/>
-        </w:rPr>
-      </w:pPr>
-      <w:r>
-        <w:rPr>
-          <w:rtl w:val="0"/>
-        </w:rPr>
-      </w:r>
-    </w:p>
-    <w:p>
-      <w:pPr>
-        <w:spacing w:after="120" w:lineRule="auto"/>
-        <w:jc w:val="both"/>
-        <w:rPr>
-          <w:rFonts w:ascii="Times New Roman" w:cs="Times New Roman" w:eastAsia="Times New Roman" w:hAnsi="Times New Roman"/>
-          <w:sz w:val="24"/>
-          <w:szCs w:val="24"/>
-        </w:rPr>
-      </w:pPr>
-      <w:r>
-        <w:rPr>
-          <w:rFonts w:ascii="Times New Roman" w:cs="Times New Roman" w:eastAsia="Times New Roman" w:hAnsi="Times New Roman"/>
-          <w:i w:val="1"/>
-          <w:color w:val="ff0000"/>
-          <w:sz w:val="24"/>
-          <w:szCs w:val="24"/>
-          <w:rtl w:val="0"/>
-        </w:rPr>
-        <w:t xml:space="preserve">тропар</w:t>
-      </w:r>
-      <w:r>
-        <w:rPr>
-          <w:rtl w:val="0"/>
-        </w:rPr>
-      </w:r>
-    </w:p>
-    <w:p>
-      <w:pPr>
-        <w:spacing w:after="120" w:lineRule="auto"/>
-        <w:jc w:val="both"/>
-        <w:rPr>
-          <w:rFonts w:ascii="Times New Roman" w:cs="Times New Roman" w:eastAsia="Times New Roman" w:hAnsi="Times New Roman"/>
-          <w:sz w:val="24"/>
-          <w:szCs w:val="24"/>
-        </w:rPr>
-      </w:pPr>
-      <w:r>
-        <w:rPr>
-          <w:rFonts w:ascii="Times New Roman" w:cs="Times New Roman" w:eastAsia="Times New Roman" w:hAnsi="Times New Roman"/>
-          <w:b w:val="1"/>
-          <w:sz w:val="24"/>
-          <w:szCs w:val="24"/>
-          <w:rtl w:val="0"/>
-        </w:rPr>
-        <w:t xml:space="preserve">Слава: і нині:</w:t>
-      </w:r>
-      <w:r>
-        <w:rPr>
-          <w:rFonts w:ascii="Times New Roman" w:cs="Times New Roman" w:eastAsia="Times New Roman" w:hAnsi="Times New Roman"/>
-          <w:sz w:val="24"/>
-          <w:szCs w:val="24"/>
-          <w:rtl w:val="0"/>
-        </w:rPr>
-        <w:t xml:space="preserve"> </w:t>
-      </w:r>
-    </w:p>
-    <w:p>
-      <w:pPr>
-        <w:spacing w:after="120" w:lineRule="auto"/>
-        <w:jc w:val="both"/>
-        <w:rPr>
-          <w:rFonts w:ascii="Times New Roman" w:cs="Times New Roman" w:eastAsia="Times New Roman" w:hAnsi="Times New Roman"/>
-          <w:sz w:val="24"/>
-          <w:szCs w:val="24"/>
-        </w:rPr>
-      </w:pPr>
-      <w:r>
-        <w:rPr>
-          <w:rtl w:val="0"/>
-        </w:rPr>
-      </w:r>
-    </w:p>
-    <w:p>
       <w:pPr/>
       <w:r>
         <w:rPr>
@@ -5870,6 +5781,14 @@
       <w:r>
         <w:rPr>
           <w:rFonts w:ascii="Times New Roman" w:hAnsi="Times New Roman"/>
+          <w:b/>
+          <w:sz w:val="24"/>
+        </w:rPr>
+        <w:t xml:space="preserve">Слава: </w:t>
+      </w:r>
+      <w:r>
+        <w:rPr>
+          <w:rFonts w:ascii="Times New Roman" w:hAnsi="Times New Roman"/>
           <w:i/>
           <w:color w:val="FF0000"/>
           <w:sz w:val="24"/>
@@ -5897,7 +5816,9 @@
       <w:pPr/>
       <w:r>
         <w:rPr>
+          <w:rFonts w:ascii="Times New Roman" w:hAnsi="Times New Roman"/>
           <w:b/>
+          <w:sz w:val="24"/>
         </w:rPr>
         <w:t xml:space="preserve">І нині: </w:t>
       </w:r>
@@ -5905,6 +5826,9 @@
         <w:rPr/>
         <w:t>богородичний</w:t>
       </w:r>
+    </w:p>
+    <w:p>
+      <w:pPr/>
     </w:p>
     <w:p>
       <w:pPr>
@@ -11225,138 +11149,6 @@
       </w:r>
     </w:p>
     <w:p>
-      <w:pPr>
-        <w:spacing w:after="120" w:lineRule="auto"/>
-        <w:jc w:val="both"/>
-        <w:rPr>
-          <w:rFonts w:ascii="Times New Roman" w:cs="Times New Roman" w:eastAsia="Times New Roman" w:hAnsi="Times New Roman"/>
-          <w:b w:val="1"/>
-          <w:sz w:val="24"/>
-          <w:szCs w:val="24"/>
-        </w:rPr>
-      </w:pPr>
-      <w:r>
-        <w:rPr>
-          <w:rtl w:val="0"/>
-        </w:rPr>
-      </w:r>
-    </w:p>
-    <w:p>
-      <w:pPr>
-        <w:spacing w:after="120" w:lineRule="auto"/>
-        <w:jc w:val="both"/>
-        <w:rPr>
-          <w:rFonts w:ascii="Times New Roman" w:cs="Times New Roman" w:eastAsia="Times New Roman" w:hAnsi="Times New Roman"/>
-          <w:i w:val="1"/>
-          <w:sz w:val="24"/>
-          <w:szCs w:val="24"/>
-        </w:rPr>
-      </w:pPr>
-      <w:r>
-        <w:rPr>
-          <w:rFonts w:ascii="Times New Roman" w:cs="Times New Roman" w:eastAsia="Times New Roman" w:hAnsi="Times New Roman"/>
-          <w:b w:val="1"/>
-          <w:sz w:val="24"/>
-          <w:szCs w:val="24"/>
-          <w:rtl w:val="0"/>
-        </w:rPr>
-        <w:t xml:space="preserve">Слава: </w:t>
-      </w:r>
-      <w:r>
-        <w:rPr>
-          <w:rtl w:val="0"/>
-        </w:rPr>
-      </w:r>
-    </w:p>
-    <w:p>
-      <w:pPr>
-        <w:spacing w:after="120" w:lineRule="auto"/>
-        <w:jc w:val="both"/>
-        <w:rPr>
-          <w:rFonts w:ascii="Times New Roman" w:cs="Times New Roman" w:eastAsia="Times New Roman" w:hAnsi="Times New Roman"/>
-          <w:sz w:val="24"/>
-          <w:szCs w:val="24"/>
-        </w:rPr>
-      </w:pPr>
-      <w:r>
-        <w:rPr>
-          <w:rFonts w:ascii="Times New Roman" w:cs="Times New Roman" w:eastAsia="Times New Roman" w:hAnsi="Times New Roman"/>
-          <w:b w:val="1"/>
-          <w:sz w:val="24"/>
-          <w:szCs w:val="24"/>
-          <w:rtl w:val="0"/>
-        </w:rPr>
-        <w:t xml:space="preserve">І нині:</w:t>
-      </w:r>
-      <w:r>
-        <w:rPr>
-          <w:rFonts w:ascii="Times New Roman" w:cs="Times New Roman" w:eastAsia="Times New Roman" w:hAnsi="Times New Roman"/>
-          <w:sz w:val="24"/>
-          <w:szCs w:val="24"/>
-          <w:rtl w:val="0"/>
-        </w:rPr>
-        <w:t xml:space="preserve"> </w:t>
-      </w:r>
-    </w:p>
-    <w:p>
-      <w:pPr>
-        <w:spacing w:after="120" w:lineRule="auto"/>
-        <w:jc w:val="both"/>
-        <w:rPr>
-          <w:rFonts w:ascii="Times New Roman" w:cs="Times New Roman" w:eastAsia="Times New Roman" w:hAnsi="Times New Roman"/>
-          <w:sz w:val="24"/>
-          <w:szCs w:val="24"/>
-        </w:rPr>
-      </w:pPr>
-      <w:r>
-        <w:rPr>
-          <w:rtl w:val="0"/>
-        </w:rPr>
-      </w:r>
-    </w:p>
-    <w:p>
-      <w:pPr>
-        <w:spacing w:after="120" w:lineRule="auto"/>
-        <w:jc w:val="both"/>
-        <w:rPr>
-          <w:rFonts w:ascii="Times New Roman" w:cs="Times New Roman" w:eastAsia="Times New Roman" w:hAnsi="Times New Roman"/>
-          <w:i w:val="1"/>
-          <w:color w:val="ff0000"/>
-          <w:sz w:val="24"/>
-          <w:szCs w:val="24"/>
-        </w:rPr>
-      </w:pPr>
-      <w:r>
-        <w:rPr>
-          <w:rFonts w:ascii="Times New Roman" w:cs="Times New Roman" w:eastAsia="Times New Roman" w:hAnsi="Times New Roman"/>
-          <w:i w:val="1"/>
-          <w:color w:val="ff0000"/>
-          <w:sz w:val="24"/>
-          <w:szCs w:val="24"/>
-          <w:rtl w:val="0"/>
-        </w:rPr>
-        <w:t xml:space="preserve">По тропарях читає читець чергову катизму, після якої диякон перед св. дверми виголошує:</w:t>
-      </w:r>
-    </w:p>
-    <w:p>
-      <w:pPr>
-        <w:spacing w:after="120" w:lineRule="auto"/>
-        <w:jc w:val="both"/>
-        <w:rPr>
-          <w:rFonts w:ascii="Times New Roman" w:cs="Times New Roman" w:eastAsia="Times New Roman" w:hAnsi="Times New Roman"/>
-          <w:i w:val="1"/>
-          <w:color w:val="000000"/>
-          <w:sz w:val="24"/>
-          <w:szCs w:val="24"/>
-        </w:rPr>
-      </w:pPr>
-      <w:r>
-        <w:rPr>
-          <w:rtl w:val="0"/>
-        </w:rPr>
-      </w:r>
-    </w:p>
-    <w:p>
       <w:pPr/>
       <w:r>
         <w:rPr>
@@ -11389,6 +11181,14 @@
       <w:r>
         <w:rPr>
           <w:rFonts w:ascii="Times New Roman" w:hAnsi="Times New Roman"/>
+          <w:b/>
+          <w:sz w:val="24"/>
+        </w:rPr>
+        <w:t xml:space="preserve">Слава: </w:t>
+      </w:r>
+      <w:r>
+        <w:rPr>
+          <w:rFonts w:ascii="Times New Roman" w:hAnsi="Times New Roman"/>
           <w:i/>
           <w:color w:val="FF0000"/>
           <w:sz w:val="24"/>
@@ -11416,7 +11216,9 @@
       <w:pPr/>
       <w:r>
         <w:rPr>
+          <w:rFonts w:ascii="Times New Roman" w:hAnsi="Times New Roman"/>
           <w:b/>
+          <w:sz w:val="24"/>
         </w:rPr>
         <w:t xml:space="preserve">І нині: </w:t>
       </w:r>
@@ -11424,6 +11226,9 @@
         <w:rPr/>
         <w:t>богородичний</w:t>
       </w:r>
+    </w:p>
+    <w:p>
+      <w:pPr/>
     </w:p>
     <w:p>
       <w:pPr>
@@ -17474,38 +17279,6 @@
       </w:r>
     </w:p>
     <w:p>
-      <w:pPr>
-        <w:spacing w:after="120" w:lineRule="auto"/>
-        <w:jc w:val="both"/>
-        <w:rPr>
-          <w:rFonts w:ascii="Times New Roman" w:cs="Times New Roman" w:eastAsia="Times New Roman" w:hAnsi="Times New Roman"/>
-          <w:sz w:val="24"/>
-          <w:szCs w:val="24"/>
-        </w:rPr>
-      </w:pPr>
-      <w:r>
-        <w:rPr>
-          <w:rtl w:val="0"/>
-        </w:rPr>
-      </w:r>
-    </w:p>
-    <w:p>
-      <w:pPr>
-        <w:spacing w:after="120" w:lineRule="auto"/>
-        <w:jc w:val="both"/>
-        <w:rPr>
-          <w:rFonts w:ascii="Times New Roman" w:cs="Times New Roman" w:eastAsia="Times New Roman" w:hAnsi="Times New Roman"/>
-          <w:sz w:val="24"/>
-          <w:szCs w:val="24"/>
-        </w:rPr>
-      </w:pPr>
-      <w:r>
-        <w:rPr>
-          <w:rtl w:val="0"/>
-        </w:rPr>
-      </w:r>
-    </w:p>
-    <w:p>
       <w:pPr/>
       <w:r>
         <w:rPr>
@@ -17538,6 +17311,14 @@
       <w:r>
         <w:rPr>
           <w:rFonts w:ascii="Times New Roman" w:hAnsi="Times New Roman"/>
+          <w:b/>
+          <w:sz w:val="24"/>
+        </w:rPr>
+        <w:t xml:space="preserve">Слава: </w:t>
+      </w:r>
+      <w:r>
+        <w:rPr>
+          <w:rFonts w:ascii="Times New Roman" w:hAnsi="Times New Roman"/>
           <w:i/>
           <w:color w:val="FF0000"/>
           <w:sz w:val="24"/>
@@ -17565,7 +17346,9 @@
       <w:pPr/>
       <w:r>
         <w:rPr>
+          <w:rFonts w:ascii="Times New Roman" w:hAnsi="Times New Roman"/>
           <w:b/>
+          <w:sz w:val="24"/>
         </w:rPr>
         <w:t xml:space="preserve">І нині: </w:t>
       </w:r>
@@ -17573,6 +17356,9 @@
         <w:rPr/>
         <w:t>богородичний</w:t>
       </w:r>
+    </w:p>
+    <w:p>
+      <w:pPr/>
     </w:p>
     <w:p>
       <w:pPr>

--- a/flow/20230914_vu_template/drafts/2023-11-g/11-СБ-мчч.Мини, Віктора.docx
+++ b/flow/20230914_vu_template/drafts/2023-11-g/11-СБ-мчч.Мини, Віктора.docx
@@ -5749,7 +5749,9 @@
       </w:r>
     </w:p>
     <w:p>
-      <w:pPr/>
+      <w:pPr>
+        <w:pStyle w:val="a"/>
+      </w:pPr>
       <w:r>
         <w:rPr>
           <w:rFonts w:ascii="Times New Roman" w:hAnsi="Times New Roman"/>
@@ -5777,7 +5779,9 @@
       </w:r>
     </w:p>
     <w:p>
-      <w:pPr/>
+      <w:pPr>
+        <w:pStyle w:val="a"/>
+      </w:pPr>
       <w:r>
         <w:rPr>
           <w:rFonts w:ascii="Times New Roman" w:hAnsi="Times New Roman"/>
@@ -5813,7 +5817,9 @@
       </w:r>
     </w:p>
     <w:p>
-      <w:pPr/>
+      <w:pPr>
+        <w:pStyle w:val="a"/>
+      </w:pPr>
       <w:r>
         <w:rPr>
           <w:rFonts w:ascii="Times New Roman" w:hAnsi="Times New Roman"/>
@@ -5823,12 +5829,40 @@
         <w:t xml:space="preserve">І нині: </w:t>
       </w:r>
       <w:r>
-        <w:rPr/>
-        <w:t>богородичний</w:t>
-      </w:r>
-    </w:p>
-    <w:p>
-      <w:pPr/>
+        <w:rPr>
+          <w:rFonts w:ascii="Times New Roman" w:hAnsi="Times New Roman"/>
+          <w:i/>
+          <w:color w:val="FF0000"/>
+          <w:sz w:val="24"/>
+        </w:rPr>
+        <w:t xml:space="preserve">Богородичний (г. 8): </w:t>
+      </w:r>
+      <w:r>
+        <w:rPr>
+          <w:rFonts w:ascii="Times New Roman" w:hAnsi="Times New Roman"/>
+          <w:sz w:val="24"/>
+        </w:rPr>
+        <w:t xml:space="preserve">Ти, Милосердний, що задля нас народився з Діви,* витерпів розп'яття і смертю смерть подолав* і, як Бог, </w:t>
+      </w:r>
+      <w:r>
+        <w:rPr>
+          <w:rFonts w:ascii="Times New Roman" w:hAnsi="Times New Roman"/>
+          <w:sz w:val="24"/>
+        </w:rPr>
+        <w:t>появив</w:t>
+      </w:r>
+      <w:r>
+        <w:rPr>
+          <w:rFonts w:ascii="Times New Roman" w:hAnsi="Times New Roman"/>
+          <w:sz w:val="24"/>
+        </w:rPr>
+        <w:t xml:space="preserve"> воскресіння,* не погорди тими, що їх ти створив рукою своєю.* Покажи, Милостивий, своє чоловіколюбство,* прийми Богородицю, що тебе породила й молиться за нас,* і спаси, Спасе наш, людей зневірених.</w:t>
+      </w:r>
+    </w:p>
+    <w:p>
+      <w:pPr>
+        <w:pStyle w:val="a"/>
+      </w:pPr>
     </w:p>
     <w:p>
       <w:pPr>
@@ -11149,7 +11183,9 @@
       </w:r>
     </w:p>
     <w:p>
-      <w:pPr/>
+      <w:pPr>
+        <w:pStyle w:val="a"/>
+      </w:pPr>
       <w:r>
         <w:rPr>
           <w:rFonts w:ascii="Times New Roman" w:hAnsi="Times New Roman"/>
@@ -11177,7 +11213,9 @@
       </w:r>
     </w:p>
     <w:p>
-      <w:pPr/>
+      <w:pPr>
+        <w:pStyle w:val="a"/>
+      </w:pPr>
       <w:r>
         <w:rPr>
           <w:rFonts w:ascii="Times New Roman" w:hAnsi="Times New Roman"/>
@@ -11213,7 +11251,9 @@
       </w:r>
     </w:p>
     <w:p>
-      <w:pPr/>
+      <w:pPr>
+        <w:pStyle w:val="a"/>
+      </w:pPr>
       <w:r>
         <w:rPr>
           <w:rFonts w:ascii="Times New Roman" w:hAnsi="Times New Roman"/>
@@ -11223,12 +11263,26 @@
         <w:t xml:space="preserve">І нині: </w:t>
       </w:r>
       <w:r>
-        <w:rPr/>
-        <w:t>богородичний</w:t>
-      </w:r>
-    </w:p>
-    <w:p>
-      <w:pPr/>
+        <w:rPr>
+          <w:rFonts w:ascii="Times New Roman" w:hAnsi="Times New Roman"/>
+          <w:i/>
+          <w:color w:val="FF0000"/>
+          <w:sz w:val="24"/>
+        </w:rPr>
+        <w:t xml:space="preserve">Богородичний (г. 8): </w:t>
+      </w:r>
+      <w:r>
+        <w:rPr>
+          <w:rFonts w:ascii="Times New Roman" w:hAnsi="Times New Roman"/>
+          <w:sz w:val="24"/>
+        </w:rPr>
+        <w:t>Спаси нас молитвами своїми, Діво пречиста,* що офіруєш матернє лоно Синові твоєму* і Богові нашому.</w:t>
+      </w:r>
+    </w:p>
+    <w:p>
+      <w:pPr>
+        <w:pStyle w:val="a"/>
+      </w:pPr>
     </w:p>
     <w:p>
       <w:pPr>
@@ -17279,7 +17333,9 @@
       </w:r>
     </w:p>
     <w:p>
-      <w:pPr/>
+      <w:pPr>
+        <w:pStyle w:val="a"/>
+      </w:pPr>
       <w:r>
         <w:rPr>
           <w:rFonts w:ascii="Times New Roman" w:hAnsi="Times New Roman"/>
@@ -17307,7 +17363,9 @@
       </w:r>
     </w:p>
     <w:p>
-      <w:pPr/>
+      <w:pPr>
+        <w:pStyle w:val="a"/>
+      </w:pPr>
       <w:r>
         <w:rPr>
           <w:rFonts w:ascii="Times New Roman" w:hAnsi="Times New Roman"/>
@@ -17343,7 +17401,9 @@
       </w:r>
     </w:p>
     <w:p>
-      <w:pPr/>
+      <w:pPr>
+        <w:pStyle w:val="a"/>
+      </w:pPr>
       <w:r>
         <w:rPr>
           <w:rFonts w:ascii="Times New Roman" w:hAnsi="Times New Roman"/>
@@ -17353,12 +17413,26 @@
         <w:t xml:space="preserve">І нині: </w:t>
       </w:r>
       <w:r>
-        <w:rPr/>
-        <w:t>богородичний</w:t>
-      </w:r>
-    </w:p>
-    <w:p>
-      <w:pPr/>
+        <w:rPr>
+          <w:rFonts w:ascii="Times New Roman" w:hAnsi="Times New Roman"/>
+          <w:i/>
+          <w:color w:val="FF0000"/>
+          <w:sz w:val="24"/>
+        </w:rPr>
+        <w:t xml:space="preserve">Богородичний (г. 8): </w:t>
+      </w:r>
+      <w:r>
+        <w:rPr>
+          <w:rFonts w:ascii="Times New Roman" w:hAnsi="Times New Roman"/>
+          <w:sz w:val="24"/>
+        </w:rPr>
+        <w:t>Спаси нас молитвами своїми, Діво пречиста,* що офіруєш матернє лоно Синові твоєму* і Богові нашому.</w:t>
+      </w:r>
+    </w:p>
+    <w:p>
+      <w:pPr>
+        <w:pStyle w:val="a"/>
+      </w:pPr>
     </w:p>
     <w:p>
       <w:pPr>
